--- a/Volume 1/Chapter 07 - Networking Basics/SPA_Vol1_Ch7_Lesson7_7a_Ports_EXTENDED.docx
+++ b/Volume 1/Chapter 07 - Networking Basics/SPA_Vol1_Ch7_Lesson7_7a_Ports_EXTENDED.docx
@@ -1019,7 +1019,7 @@
         <w:keepNext/>
       </w:pPr>
       <w:r>
-        <w:t>Save each file from this lesson into the matching path in the project layout. As in Chapter 1, notepad .\rust\Cargo.toml creates and opens one: choose Yes, type the file, save it with Ctrl+S, and close Notepad. Then install forge-std, Foundry's standard library, into the Solidity project, as in Lesson 7.1a. Linux Assembly runs in WSL or on a Linux computer.</w:t>
+        <w:t>Next, let the tools create the Rust and Solidity projects, as in Lesson 7.1a. Remember, cargo init .\rust writes Cargo.toml, with a starter program, src\main.rs; this lesson's programs live in src\bin, so Remove-Item deletes the starter. Remember, forge init makes the Solidity project: --empty leaves out forge's example contracts, and --force lets it fill the solidity folder, which already holds the empty folders made above.</w:t>
       </w:r>
     </w:p>
     <w:p>
@@ -1033,6 +1033,117 @@
         <w:keepNext/>
       </w:pPr>
       <w:r>
+        <w:t>cargo init .\rust --name ports --vcs none</w:t>
+      </w:r>
+    </w:p>
+    <w:p>
+      <w:pPr>
+        <w:pStyle w:val="CommandBlock"/>
+        <w:keepNext/>
+      </w:pPr>
+      <w:r>
+        <w:t>Remove-Item .\rust\src\main.rs</w:t>
+      </w:r>
+    </w:p>
+    <w:p>
+      <w:pPr>
+        <w:pStyle w:val="CommandBlock"/>
+      </w:pPr>
+      <w:r>
+        <w:t>forge init .\solidity --empty --no-git --offline --force</w:t>
+      </w:r>
+    </w:p>
+    <w:p>
+      <w:pPr>
+        <w:keepNext/>
+      </w:pPr>
+    </w:p>
+    <w:p>
+      <w:r>
+        <w:t>Then type the Solidity project's settings over the foundry.toml that forge init wrote. foundry.toml is Lesson 7.1a's: the scripts live in script/ and forge-std in lib/. notepad .\solidity\foundry.toml opens the file: replace its text with the file below, save it with Ctrl+S, and close Notepad.</w:t>
+      </w:r>
+    </w:p>
+    <w:p>
+      <w:pPr>
+        <w:keepNext/>
+      </w:pPr>
+    </w:p>
+    <w:p>
+      <w:pPr>
+        <w:pStyle w:val="Heading3"/>
+      </w:pPr>
+      <w:r>
+        <w:t>solidity/foundry.toml</w:t>
+      </w:r>
+    </w:p>
+    <w:p>
+      <w:pPr>
+        <w:pStyle w:val="SourceCode"/>
+        <w:keepNext/>
+      </w:pPr>
+      <w:r>
+        <w:t>[profile.default]</w:t>
+      </w:r>
+    </w:p>
+    <w:p>
+      <w:pPr>
+        <w:pStyle w:val="SourceCode"/>
+        <w:keepNext/>
+      </w:pPr>
+      <w:r>
+        <w:t># The scripts in script/ are the only Solidity sources in this project.</w:t>
+      </w:r>
+    </w:p>
+    <w:p>
+      <w:pPr>
+        <w:pStyle w:val="SourceCode"/>
+        <w:keepNext/>
+      </w:pPr>
+      <w:r>
+        <w:t>src = "script"</w:t>
+      </w:r>
+    </w:p>
+    <w:p>
+      <w:pPr>
+        <w:pStyle w:val="SourceCode"/>
+        <w:keepNext/>
+      </w:pPr>
+      <w:r>
+        <w:t># forge install puts forge-std in lib/.</w:t>
+      </w:r>
+    </w:p>
+    <w:p>
+      <w:pPr>
+        <w:pStyle w:val="SourceCode"/>
+      </w:pPr>
+      <w:r>
+        <w:t>libs = ["lib"]</w:t>
+      </w:r>
+    </w:p>
+    <w:p>
+      <w:pPr>
+        <w:keepNext/>
+      </w:pPr>
+    </w:p>
+    <w:p>
+      <w:pPr>
+        <w:keepNext/>
+      </w:pPr>
+      <w:r>
+        <w:t>Then install forge-std, Foundry's standard library, into the Solidity project, as in Lesson 7.1a. Linux Assembly runs in WSL or on a Linux computer.</w:t>
+      </w:r>
+    </w:p>
+    <w:p>
+      <w:pPr>
+        <w:keepNext/>
+      </w:pPr>
+    </w:p>
+    <w:p>
+      <w:pPr>
+        <w:pStyle w:val="CommandBlock"/>
+        <w:keepNext/>
+      </w:pPr>
+      <w:r>
         <w:t>Push-Location .\solidity</w:t>
       </w:r>
     </w:p>
@@ -1059,6 +1170,16 @@
       </w:pPr>
     </w:p>
     <w:p>
+      <w:r>
+        <w:t>You save each source file in its language's section below, as each is shown. As in Chapter 1, notepad .\rust\src\bin\basic_ports.rs creates and opens one: choose Yes, type the file, save it with Ctrl+S, and close Notepad.</w:t>
+      </w:r>
+    </w:p>
+    <w:p>
+      <w:pPr>
+        <w:keepNext/>
+      </w:pPr>
+    </w:p>
+    <w:p>
       <w:pPr>
         <w:keepNext/>
       </w:pPr>
@@ -1129,7 +1250,7 @@
         <w:keepNext/>
       </w:pPr>
       <w:r>
-        <w:t>Save each file from this lesson into the matching path in the project layout. As in Chapter 1, nano ./rust/Cargo.toml creates and opens one: type the file, then save and close it with Ctrl+O, Enter, then Ctrl+X. Then install forge-std.</w:t>
+        <w:t>Then create the Rust and Solidity projects with the same commands as on Windows; rm deletes the starter main.rs.</w:t>
       </w:r>
     </w:p>
     <w:p>
@@ -1140,6 +1261,50 @@
     <w:p>
       <w:pPr>
         <w:pStyle w:val="CommandBlock"/>
+        <w:keepNext/>
+      </w:pPr>
+      <w:r>
+        <w:t>cargo init ./rust --name ports --vcs none</w:t>
+      </w:r>
+    </w:p>
+    <w:p>
+      <w:pPr>
+        <w:pStyle w:val="CommandBlock"/>
+        <w:keepNext/>
+      </w:pPr>
+      <w:r>
+        <w:t>rm ./rust/src/main.rs</w:t>
+      </w:r>
+    </w:p>
+    <w:p>
+      <w:pPr>
+        <w:pStyle w:val="CommandBlock"/>
+      </w:pPr>
+      <w:r>
+        <w:t>forge init ./solidity --empty --no-git --offline --force</w:t>
+      </w:r>
+    </w:p>
+    <w:p>
+      <w:pPr>
+        <w:keepNext/>
+      </w:pPr>
+    </w:p>
+    <w:p>
+      <w:pPr>
+        <w:keepNext/>
+      </w:pPr>
+      <w:r>
+        <w:t>Type solidity/foundry.toml exactly as shown in the Windows setup, over the file forge init wrote. Then install forge-std.</w:t>
+      </w:r>
+    </w:p>
+    <w:p>
+      <w:pPr>
+        <w:keepNext/>
+      </w:pPr>
+    </w:p>
+    <w:p>
+      <w:pPr>
+        <w:pStyle w:val="CommandBlock"/>
       </w:pPr>
       <w:r>
         <w:t>(cd ./solidity &amp;&amp; forge install foundry-rs/forge-std@v1.16.2 --no-git)</w:t>
@@ -1151,6 +1316,16 @@
       </w:pPr>
     </w:p>
     <w:p>
+      <w:r>
+        <w:t>You save each source file in its language's section below, as each is shown. As in Chapter 1, nano ./rust/src/bin/basic_ports.rs creates and opens one: type the file, then save and close it with Ctrl+O, Enter, then Ctrl+X.</w:t>
+      </w:r>
+    </w:p>
+    <w:p>
+      <w:pPr>
+        <w:keepNext/>
+      </w:pPr>
+    </w:p>
+    <w:p>
       <w:pPr>
         <w:keepNext/>
       </w:pPr>
@@ -13931,7 +14106,7 @@
     </w:p>
     <w:p>
       <w:r>
-        <w:t>Cargo.toml names this lesson's package, ports, with edition 2024, and lists no crates. foundry.toml is Lesson 7.1a's: the scripts live in script/ and forge-std in lib/.</w:t>
+        <w:t>This is the file the setup commands wrote, shown here so you can check yours. Cargo.toml names this lesson's package, ports, with edition 2024, and lists no crates. cargo init does not write the comment lines, which are this lesson's notes about the file; the blank lines may differ.</w:t>
       </w:r>
     </w:p>
     <w:p>
@@ -14018,68 +14193,6 @@
       </w:pPr>
       <w:r>
         <w:t>[dependencies]</w:t>
-      </w:r>
-    </w:p>
-    <w:p>
-      <w:pPr>
-        <w:keepNext/>
-      </w:pPr>
-    </w:p>
-    <w:p>
-      <w:pPr>
-        <w:keepNext/>
-      </w:pPr>
-    </w:p>
-    <w:p>
-      <w:pPr>
-        <w:pStyle w:val="Heading2"/>
-      </w:pPr>
-      <w:r>
-        <w:t>solidity/foundry.toml</w:t>
-      </w:r>
-    </w:p>
-    <w:p>
-      <w:pPr>
-        <w:pStyle w:val="SourceCode"/>
-        <w:keepNext/>
-      </w:pPr>
-      <w:r>
-        <w:t>[profile.default]</w:t>
-      </w:r>
-    </w:p>
-    <w:p>
-      <w:pPr>
-        <w:pStyle w:val="SourceCode"/>
-        <w:keepNext/>
-      </w:pPr>
-      <w:r>
-        <w:t># The scripts in script/ are the only Solidity sources in this project.</w:t>
-      </w:r>
-    </w:p>
-    <w:p>
-      <w:pPr>
-        <w:pStyle w:val="SourceCode"/>
-        <w:keepNext/>
-      </w:pPr>
-      <w:r>
-        <w:t>src = "script"</w:t>
-      </w:r>
-    </w:p>
-    <w:p>
-      <w:pPr>
-        <w:pStyle w:val="SourceCode"/>
-        <w:keepNext/>
-      </w:pPr>
-      <w:r>
-        <w:t># forge install puts forge-std in lib/.</w:t>
-      </w:r>
-    </w:p>
-    <w:p>
-      <w:pPr>
-        <w:pStyle w:val="SourceCode"/>
-      </w:pPr>
-      <w:r>
-        <w:t>libs = ["lib"]</w:t>
       </w:r>
     </w:p>
     <w:p>
@@ -15334,31 +15447,31 @@
       </w:rPr>
     </w:lvl>
   </w:abstractNum>
-  <w:num w:numId="1" w16cid:durableId="1328437959">
+  <w:num w:numId="1" w16cid:durableId="911113356">
     <w:abstractNumId w:val="8"/>
   </w:num>
-  <w:num w:numId="2" w16cid:durableId="1210922813">
+  <w:num w:numId="2" w16cid:durableId="1289386612">
     <w:abstractNumId w:val="6"/>
   </w:num>
-  <w:num w:numId="3" w16cid:durableId="425226862">
+  <w:num w:numId="3" w16cid:durableId="1132748586">
     <w:abstractNumId w:val="5"/>
   </w:num>
-  <w:num w:numId="4" w16cid:durableId="283999956">
+  <w:num w:numId="4" w16cid:durableId="1535801329">
     <w:abstractNumId w:val="4"/>
   </w:num>
-  <w:num w:numId="5" w16cid:durableId="717240622">
+  <w:num w:numId="5" w16cid:durableId="848103009">
     <w:abstractNumId w:val="7"/>
   </w:num>
-  <w:num w:numId="6" w16cid:durableId="2095931341">
+  <w:num w:numId="6" w16cid:durableId="568998547">
     <w:abstractNumId w:val="3"/>
   </w:num>
-  <w:num w:numId="7" w16cid:durableId="658005051">
+  <w:num w:numId="7" w16cid:durableId="1860196030">
     <w:abstractNumId w:val="2"/>
   </w:num>
-  <w:num w:numId="8" w16cid:durableId="1847984270">
+  <w:num w:numId="8" w16cid:durableId="305935932">
     <w:abstractNumId w:val="1"/>
   </w:num>
-  <w:num w:numId="9" w16cid:durableId="1282300396">
+  <w:num w:numId="9" w16cid:durableId="1172795698">
     <w:abstractNumId w:val="0"/>
   </w:num>
 </w:numbering>

--- a/Volume 1/Chapter 07 - Networking Basics/SPA_Vol1_Ch7_Lesson7_7a_Ports_EXTENDED.docx
+++ b/Volume 1/Chapter 07 - Networking Basics/SPA_Vol1_Ch7_Lesson7_7a_Ports_EXTENDED.docx
@@ -1082,7 +1082,7 @@
         <w:keepNext/>
       </w:pPr>
       <w:r>
-        <w:t>[profile.default]</w:t>
+        <w:t>[profile.default]  # Remember, the settings forge uses by default.</w:t>
       </w:r>
     </w:p>
     <w:p>
@@ -4209,7 +4209,6 @@
     <w:p>
       <w:pPr>
         <w:pStyle w:val="SourceCode"/>
-        <w:keepNext/>
       </w:pPr>
       <w:r>
         <w:t xml:space="preserve">    mov eax, 0</w:t>
@@ -4218,7 +4217,6 @@
     <w:p>
       <w:pPr>
         <w:pStyle w:val="SourceCode"/>
-        <w:keepNext/>
       </w:pPr>
       <w:r>
         <w:t xml:space="preserve">    pop rbx</w:t>
@@ -4227,6 +4225,7 @@
     <w:p>
       <w:pPr>
         <w:pStyle w:val="SourceCode"/>
+        <w:keepNext/>
       </w:pPr>
       <w:r>
         <w:t xml:space="preserve">    ret</w:t>
@@ -4234,6 +4233,23 @@
     </w:p>
     <w:p>
       <w:pPr>
+        <w:pStyle w:val="SourceCode"/>
+        <w:keepNext/>
+      </w:pPr>
+      <w:r>
+        <w:t>; Remember, this marks the stack as not executable, as Linux linkers expect.</w:t>
+      </w:r>
+    </w:p>
+    <w:p>
+      <w:pPr>
+        <w:pStyle w:val="SourceCode"/>
+      </w:pPr>
+      <w:r>
+        <w:t>section .note.GNU-stack noalloc noexec nowrite progbits</w:t>
+      </w:r>
+    </w:p>
+    <w:p>
+      <w:pPr>
         <w:keepNext/>
       </w:pPr>
     </w:p>
@@ -8003,7 +8019,6 @@
     <w:p>
       <w:pPr>
         <w:pStyle w:val="SourceCode"/>
-        <w:keepNext/>
       </w:pPr>
       <w:r>
         <w:t xml:space="preserve">    pop r12</w:t>
@@ -8012,7 +8027,6 @@
     <w:p>
       <w:pPr>
         <w:pStyle w:val="SourceCode"/>
-        <w:keepNext/>
       </w:pPr>
       <w:r>
         <w:t xml:space="preserve">    pop rbx</w:t>
@@ -8021,6 +8035,7 @@
     <w:p>
       <w:pPr>
         <w:pStyle w:val="SourceCode"/>
+        <w:keepNext/>
       </w:pPr>
       <w:r>
         <w:t xml:space="preserve">    ret</w:t>
@@ -8028,6 +8043,23 @@
     </w:p>
     <w:p>
       <w:pPr>
+        <w:pStyle w:val="SourceCode"/>
+        <w:keepNext/>
+      </w:pPr>
+      <w:r>
+        <w:t>; Remember, this marks the stack as not executable, as Linux linkers expect.</w:t>
+      </w:r>
+    </w:p>
+    <w:p>
+      <w:pPr>
+        <w:pStyle w:val="SourceCode"/>
+      </w:pPr>
+      <w:r>
+        <w:t>section .note.GNU-stack noalloc noexec nowrite progbits</w:t>
+      </w:r>
+    </w:p>
+    <w:p>
+      <w:pPr>
         <w:keepNext/>
       </w:pPr>
     </w:p>
@@ -11302,7 +11334,7 @@
         <w:pStyle w:val="SourceCode"/>
       </w:pPr>
       <w:r>
-        <w:t>% ...) writes to the error stream.</w:t>
+        <w:t>% ...) writes to the error stream, and adjacent texts join.</w:t>
       </w:r>
     </w:p>
     <w:p>
@@ -13635,7 +13667,7 @@
         <w:pStyle w:val="SourceCode"/>
       </w:pPr>
       <w:r>
-        <w:t xml:space="preserve">                // quote inside the text.</w:t>
+        <w:t xml:space="preserve">                // quote inside the text. Remember, side-by-side literals join.</w:t>
       </w:r>
     </w:p>
     <w:p>
@@ -15447,31 +15479,31 @@
       </w:rPr>
     </w:lvl>
   </w:abstractNum>
-  <w:num w:numId="1" w16cid:durableId="911113356">
+  <w:num w:numId="1" w16cid:durableId="59596471">
     <w:abstractNumId w:val="8"/>
   </w:num>
-  <w:num w:numId="2" w16cid:durableId="1289386612">
+  <w:num w:numId="2" w16cid:durableId="529219845">
     <w:abstractNumId w:val="6"/>
   </w:num>
-  <w:num w:numId="3" w16cid:durableId="1132748586">
+  <w:num w:numId="3" w16cid:durableId="1017728600">
     <w:abstractNumId w:val="5"/>
   </w:num>
-  <w:num w:numId="4" w16cid:durableId="1535801329">
+  <w:num w:numId="4" w16cid:durableId="591595254">
     <w:abstractNumId w:val="4"/>
   </w:num>
-  <w:num w:numId="5" w16cid:durableId="848103009">
+  <w:num w:numId="5" w16cid:durableId="938099791">
     <w:abstractNumId w:val="7"/>
   </w:num>
-  <w:num w:numId="6" w16cid:durableId="568998547">
+  <w:num w:numId="6" w16cid:durableId="86926419">
     <w:abstractNumId w:val="3"/>
   </w:num>
-  <w:num w:numId="7" w16cid:durableId="1860196030">
+  <w:num w:numId="7" w16cid:durableId="1930774029">
     <w:abstractNumId w:val="2"/>
   </w:num>
-  <w:num w:numId="8" w16cid:durableId="305935932">
+  <w:num w:numId="8" w16cid:durableId="824931828">
     <w:abstractNumId w:val="1"/>
   </w:num>
-  <w:num w:numId="9" w16cid:durableId="1172795698">
+  <w:num w:numId="9" w16cid:durableId="1220821519">
     <w:abstractNumId w:val="0"/>
   </w:num>
 </w:numbering>
